--- a/dist/HO_SO_NOP/04_BAI_BAO_VI/p6_meta_vi.docx
+++ b/dist/HO_SO_NOP/04_BAI_BAO_VI/p6_meta_vi.docx
@@ -18137,7 +18137,7 @@
     <w:bookmarkEnd w:id="63"/>
     <w:sectPr>
       <w:pgSz w:h="16838" w:w="11906"/>
-      <w:pgMar w:bottom="1134" w:left="1701" w:right="1134" w:top="1134"/>
+      <w:pgMar w:bottom="1417" w:left="1417" w:right="1417" w:top="1417"/>
     </w:sectPr>
   </w:body>
 </w:document>
@@ -18559,13 +18559,13 @@
     <w:name w:val="Normal"/>
     <w:qFormat/>
     <w:pPr>
-      <w:spacing w:line="288" w:lineRule="auto"/>
+      <w:spacing w:line="276" w:lineRule="auto"/>
       <w:jc w:val="both"/>
     </w:pPr>
     <w:rPr>
       <w:rFonts w:ascii="Times New Roman" w:eastAsia="Times New Roman" w:hAnsi="Times New Roman"/>
       <w:color w:val="000000"/>
-      <w:sz w:val="26"/>
+      <w:sz w:val="24"/>
     </w:rPr>
   </w:style>
   <w:style w:styleId="BodyText" w:type="paragraph">
@@ -18573,14 +18573,14 @@
     <w:basedOn w:val="Normal"/>
     <w:link w:val="BodyTextChar"/>
     <w:pPr>
-      <w:spacing w:after="180" w:before="180" w:line="288" w:lineRule="auto"/>
+      <w:spacing w:after="180" w:before="180" w:line="276" w:lineRule="auto"/>
       <w:jc w:val="both"/>
     </w:pPr>
     <w:qFormat/>
     <w:rPr>
       <w:rFonts w:ascii="Times New Roman" w:eastAsia="Times New Roman" w:hAnsi="Times New Roman"/>
       <w:color w:val="000000"/>
-      <w:sz w:val="26"/>
+      <w:sz w:val="24"/>
     </w:rPr>
   </w:style>
   <w:style w:customStyle="1" w:styleId="FirstParagraph" w:type="paragraph">
@@ -18589,13 +18589,13 @@
     <w:next w:val="BodyText"/>
     <w:qFormat/>
     <w:pPr>
-      <w:spacing w:line="288" w:lineRule="auto"/>
+      <w:spacing w:line="276" w:lineRule="auto"/>
       <w:jc w:val="both"/>
     </w:pPr>
     <w:rPr>
       <w:rFonts w:ascii="Times New Roman" w:eastAsia="Times New Roman" w:hAnsi="Times New Roman"/>
       <w:color w:val="000000"/>
-      <w:sz w:val="26"/>
+      <w:sz w:val="24"/>
     </w:rPr>
   </w:style>
   <w:style w:customStyle="1" w:styleId="Compact" w:type="paragraph">
@@ -18603,13 +18603,13 @@
     <w:basedOn w:val="BodyText"/>
     <w:qFormat/>
     <w:pPr>
-      <w:spacing w:after="36" w:before="36" w:line="288" w:lineRule="auto"/>
+      <w:spacing w:after="36" w:before="36" w:line="276" w:lineRule="auto"/>
       <w:jc w:val="both"/>
     </w:pPr>
     <w:rPr>
       <w:rFonts w:ascii="Times New Roman" w:eastAsia="Times New Roman" w:hAnsi="Times New Roman"/>
       <w:color w:val="000000"/>
-      <w:sz w:val="26"/>
+      <w:sz w:val="24"/>
     </w:rPr>
   </w:style>
   <w:style w:styleId="Title" w:type="paragraph">
@@ -18620,7 +18620,7 @@
     <w:pPr>
       <w:keepNext/>
       <w:keepLines/>
-      <w:spacing w:after="240" w:before="480" w:line="288" w:lineRule="auto"/>
+      <w:spacing w:after="240" w:before="480" w:line="276" w:lineRule="auto"/>
       <w:jc w:val="both"/>
     </w:pPr>
     <w:rPr>
@@ -18628,7 +18628,7 @@
       <w:b/>
       <w:bCs/>
       <w:color w:val="000000"/>
-      <w:sz w:val="26"/>
+      <w:sz w:val="24"/>
       <w:szCs w:val="36"/>
     </w:rPr>
   </w:style>
@@ -18640,13 +18640,13 @@
     <w:pPr>
       <w:keepNext/>
       <w:keepLines/>
-      <w:spacing w:after="240" w:before="240" w:line="288" w:lineRule="auto"/>
+      <w:spacing w:after="240" w:before="240" w:line="276" w:lineRule="auto"/>
       <w:jc w:val="both"/>
     </w:pPr>
     <w:rPr>
       <w:rFonts w:ascii="Times New Roman" w:eastAsia="Times New Roman" w:hAnsi="Times New Roman"/>
       <w:color w:val="000000"/>
-      <w:sz w:val="26"/>
+      <w:sz w:val="24"/>
       <w:szCs w:val="30"/>
     </w:rPr>
   </w:style>
@@ -18657,13 +18657,13 @@
     <w:pPr>
       <w:keepNext/>
       <w:keepLines/>
-      <w:spacing w:line="288" w:lineRule="auto"/>
+      <w:spacing w:line="276" w:lineRule="auto"/>
       <w:jc w:val="both"/>
     </w:pPr>
     <w:rPr>
       <w:rFonts w:ascii="Times New Roman" w:eastAsia="Times New Roman" w:hAnsi="Times New Roman"/>
       <w:color w:val="000000"/>
-      <w:sz w:val="26"/>
+      <w:sz w:val="24"/>
     </w:rPr>
   </w:style>
   <w:style w:styleId="Date" w:type="paragraph">
@@ -18673,13 +18673,13 @@
     <w:pPr>
       <w:keepNext/>
       <w:keepLines/>
-      <w:spacing w:line="288" w:lineRule="auto"/>
+      <w:spacing w:line="276" w:lineRule="auto"/>
       <w:jc w:val="both"/>
     </w:pPr>
     <w:rPr>
       <w:rFonts w:ascii="Times New Roman" w:eastAsia="Times New Roman" w:hAnsi="Times New Roman"/>
       <w:color w:val="000000"/>
-      <w:sz w:val="26"/>
+      <w:sz w:val="24"/>
     </w:rPr>
   </w:style>
   <w:style w:customStyle="1" w:styleId="AbstractTitle" w:type="paragraph">
@@ -18691,11 +18691,11 @@
       <w:keepNext/>
       <w:keepLines/>
       <w:jc w:val="both"/>
-      <w:spacing w:after="0" w:before="300" w:line="288" w:lineRule="auto"/>
+      <w:spacing w:after="0" w:before="300" w:line="276" w:lineRule="auto"/>
     </w:pPr>
     <w:rPr>
       <w:color w:val="000000"/>
-      <w:sz w:val="26"/>
+      <w:sz w:val="24"/>
       <w:szCs w:val="20"/>
       <w:rFonts w:ascii="Times New Roman" w:eastAsia="Times New Roman" w:hAnsi="Times New Roman"/>
       <w:b/>
@@ -18709,13 +18709,13 @@
     <w:pPr>
       <w:keepNext/>
       <w:keepLines/>
-      <w:spacing w:after="300" w:before="100" w:line="288" w:lineRule="auto"/>
+      <w:spacing w:after="300" w:before="100" w:line="276" w:lineRule="auto"/>
       <w:jc w:val="both"/>
     </w:pPr>
     <w:rPr>
       <w:rFonts w:ascii="Times New Roman" w:eastAsia="Times New Roman" w:hAnsi="Times New Roman"/>
       <w:color w:val="000000"/>
-      <w:sz w:val="26"/>
+      <w:sz w:val="24"/>
       <w:szCs w:val="20"/>
     </w:rPr>
   </w:style>
@@ -18725,13 +18725,13 @@
     <w:next w:val="Bibliography"/>
     <w:qFormat/>
     <w:pPr>
-      <w:spacing w:line="288" w:lineRule="auto"/>
+      <w:spacing w:line="276" w:lineRule="auto"/>
       <w:jc w:val="both"/>
     </w:pPr>
     <w:rPr>
       <w:rFonts w:ascii="Times New Roman" w:eastAsia="Times New Roman" w:hAnsi="Times New Roman"/>
       <w:color w:val="000000"/>
-      <w:sz w:val="26"/>
+      <w:sz w:val="24"/>
     </w:rPr>
   </w:style>
   <w:style w:styleId="Heading1" w:type="paragraph">
@@ -18743,7 +18743,7 @@
     <w:pPr>
       <w:keepNext/>
       <w:keepLines/>
-      <w:spacing w:after="0" w:before="480" w:line="288" w:lineRule="auto"/>
+      <w:spacing w:after="0" w:before="480" w:line="276" w:lineRule="auto"/>
       <w:jc w:val="both"/>
       <w:outlineLvl w:val="0"/>
     </w:pPr>
@@ -18752,7 +18752,7 @@
       <w:b/>
       <w:bCs/>
       <w:color w:val="000000"/>
-      <w:sz w:val="26"/>
+      <w:sz w:val="24"/>
       <w:szCs w:val="32"/>
     </w:rPr>
   </w:style>
@@ -18766,7 +18766,7 @@
     <w:pPr>
       <w:keepNext/>
       <w:keepLines/>
-      <w:spacing w:after="0" w:before="200" w:line="288" w:lineRule="auto"/>
+      <w:spacing w:after="0" w:before="200" w:line="276" w:lineRule="auto"/>
       <w:jc w:val="both"/>
       <w:outlineLvl w:val="1"/>
     </w:pPr>
@@ -18775,7 +18775,7 @@
       <w:b/>
       <w:bCs/>
       <w:color w:val="000000"/>
-      <w:sz w:val="26"/>
+      <w:sz w:val="24"/>
       <w:szCs w:val="28"/>
     </w:rPr>
   </w:style>
@@ -18789,7 +18789,7 @@
     <w:pPr>
       <w:keepNext/>
       <w:keepLines/>
-      <w:spacing w:after="0" w:before="200" w:line="288" w:lineRule="auto"/>
+      <w:spacing w:after="0" w:before="200" w:line="276" w:lineRule="auto"/>
       <w:jc w:val="both"/>
       <w:outlineLvl w:val="2"/>
     </w:pPr>
@@ -18798,7 +18798,7 @@
       <w:b/>
       <w:bCs/>
       <w:color w:val="000000"/>
-      <w:sz w:val="26"/>
+      <w:sz w:val="24"/>
       <w:szCs w:val="24"/>
     </w:rPr>
   </w:style>
@@ -18812,7 +18812,7 @@
     <w:pPr>
       <w:keepNext/>
       <w:keepLines/>
-      <w:spacing w:after="0" w:before="200" w:line="288" w:lineRule="auto"/>
+      <w:spacing w:after="0" w:before="200" w:line="276" w:lineRule="auto"/>
       <w:jc w:val="both"/>
       <w:outlineLvl w:val="3"/>
     </w:pPr>
@@ -18821,7 +18821,7 @@
       <w:i/>
       <w:bCs/>
       <w:color w:val="000000"/>
-      <w:sz w:val="26"/>
+      <w:sz w:val="24"/>
       <w:szCs w:val="24"/>
     </w:rPr>
   </w:style>
@@ -18835,7 +18835,7 @@
     <w:pPr>
       <w:keepNext/>
       <w:keepLines/>
-      <w:spacing w:after="0" w:before="200" w:line="288" w:lineRule="auto"/>
+      <w:spacing w:after="0" w:before="200" w:line="276" w:lineRule="auto"/>
       <w:jc w:val="both"/>
       <w:outlineLvl w:val="4"/>
     </w:pPr>
@@ -18843,7 +18843,7 @@
       <w:rFonts w:ascii="Times New Roman" w:asciiTheme="majorHAnsi" w:cstheme="majorBidi" w:eastAsia="Times New Roman" w:eastAsiaTheme="majorEastAsia" w:hAnsi="Times New Roman" w:hAnsiTheme="majorHAnsi"/>
       <w:iCs/>
       <w:color w:val="000000"/>
-      <w:sz w:val="26"/>
+      <w:sz w:val="24"/>
       <w:szCs w:val="24"/>
     </w:rPr>
   </w:style>
@@ -18857,14 +18857,14 @@
     <w:pPr>
       <w:keepNext/>
       <w:keepLines/>
-      <w:spacing w:after="0" w:before="200" w:line="288" w:lineRule="auto"/>
+      <w:spacing w:after="0" w:before="200" w:line="276" w:lineRule="auto"/>
       <w:jc w:val="both"/>
       <w:outlineLvl w:val="5"/>
     </w:pPr>
     <w:rPr>
       <w:rFonts w:ascii="Times New Roman" w:asciiTheme="majorHAnsi" w:cstheme="majorBidi" w:eastAsia="Times New Roman" w:eastAsiaTheme="majorEastAsia" w:hAnsi="Times New Roman" w:hAnsiTheme="majorHAnsi"/>
       <w:color w:val="000000"/>
-      <w:sz w:val="26"/>
+      <w:sz w:val="24"/>
       <w:szCs w:val="24"/>
     </w:rPr>
   </w:style>
@@ -18878,14 +18878,14 @@
     <w:pPr>
       <w:keepNext/>
       <w:keepLines/>
-      <w:spacing w:after="0" w:before="200" w:line="288" w:lineRule="auto"/>
+      <w:spacing w:after="0" w:before="200" w:line="276" w:lineRule="auto"/>
       <w:jc w:val="both"/>
       <w:outlineLvl w:val="6"/>
     </w:pPr>
     <w:rPr>
       <w:rFonts w:ascii="Times New Roman" w:asciiTheme="majorHAnsi" w:cstheme="majorBidi" w:eastAsia="Times New Roman" w:eastAsiaTheme="majorEastAsia" w:hAnsi="Times New Roman" w:hAnsiTheme="majorHAnsi"/>
       <w:color w:val="000000"/>
-      <w:sz w:val="26"/>
+      <w:sz w:val="24"/>
       <w:szCs w:val="24"/>
     </w:rPr>
   </w:style>
@@ -18899,14 +18899,14 @@
     <w:pPr>
       <w:keepNext/>
       <w:keepLines/>
-      <w:spacing w:after="0" w:before="200" w:line="288" w:lineRule="auto"/>
+      <w:spacing w:after="0" w:before="200" w:line="276" w:lineRule="auto"/>
       <w:jc w:val="both"/>
       <w:outlineLvl w:val="7"/>
     </w:pPr>
     <w:rPr>
       <w:rFonts w:ascii="Times New Roman" w:asciiTheme="majorHAnsi" w:cstheme="majorBidi" w:eastAsia="Times New Roman" w:eastAsiaTheme="majorEastAsia" w:hAnsi="Times New Roman" w:hAnsiTheme="majorHAnsi"/>
       <w:color w:val="000000"/>
-      <w:sz w:val="26"/>
+      <w:sz w:val="24"/>
       <w:szCs w:val="24"/>
     </w:rPr>
   </w:style>
@@ -18920,14 +18920,14 @@
     <w:pPr>
       <w:keepNext/>
       <w:keepLines/>
-      <w:spacing w:after="0" w:before="200" w:line="288" w:lineRule="auto"/>
+      <w:spacing w:after="0" w:before="200" w:line="276" w:lineRule="auto"/>
       <w:jc w:val="both"/>
       <w:outlineLvl w:val="8"/>
     </w:pPr>
     <w:rPr>
       <w:rFonts w:ascii="Times New Roman" w:asciiTheme="majorHAnsi" w:cstheme="majorBidi" w:eastAsia="Times New Roman" w:eastAsiaTheme="majorEastAsia" w:hAnsi="Times New Roman" w:hAnsiTheme="majorHAnsi"/>
       <w:color w:val="000000"/>
-      <w:sz w:val="26"/>
+      <w:sz w:val="24"/>
       <w:szCs w:val="24"/>
     </w:rPr>
   </w:style>
@@ -18939,14 +18939,14 @@
     <w:unhideWhenUsed/>
     <w:qFormat/>
     <w:pPr>
-      <w:spacing w:after="100" w:before="100" w:line="288" w:lineRule="auto"/>
+      <w:spacing w:after="100" w:before="100" w:line="276" w:lineRule="auto"/>
       <w:ind w:firstLine="0" w:left="480" w:right="480"/>
       <w:jc w:val="both"/>
     </w:pPr>
     <w:rPr>
       <w:rFonts w:ascii="Times New Roman" w:eastAsia="Times New Roman" w:hAnsi="Times New Roman"/>
       <w:color w:val="000000"/>
-      <w:sz w:val="26"/>
+      <w:sz w:val="24"/>
     </w:rPr>
   </w:style>
   <w:style w:styleId="FootnoteText" w:type="paragraph">
@@ -18957,13 +18957,13 @@
     <w:unhideWhenUsed/>
     <w:qFormat/>
     <w:pPr>
-      <w:spacing w:line="288" w:lineRule="auto"/>
+      <w:spacing w:line="276" w:lineRule="auto"/>
       <w:jc w:val="both"/>
     </w:pPr>
     <w:rPr>
       <w:rFonts w:ascii="Times New Roman" w:eastAsia="Times New Roman" w:hAnsi="Times New Roman"/>
       <w:color w:val="000000"/>
-      <w:sz w:val="26"/>
+      <w:sz w:val="24"/>
     </w:rPr>
   </w:style>
   <w:style w:default="1" w:styleId="DefaultParagraphFont" w:type="character">
@@ -18973,7 +18973,7 @@
     <w:rPr>
       <w:rFonts w:ascii="Times New Roman" w:eastAsia="Times New Roman" w:hAnsi="Times New Roman"/>
       <w:color w:val="000000"/>
-      <w:sz w:val="26"/>
+      <w:sz w:val="24"/>
     </w:rPr>
   </w:style>
   <w:style w:default="1" w:styleId="Table" w:type="table">
@@ -18983,13 +18983,13 @@
     <w:unhideWhenUsed/>
     <w:qFormat/>
     <w:pPr>
-      <w:spacing w:line="288" w:lineRule="auto"/>
+      <w:spacing w:line="276" w:lineRule="auto"/>
       <w:jc w:val="both"/>
     </w:pPr>
     <w:rPr>
       <w:rFonts w:ascii="Times New Roman" w:eastAsia="Times New Roman" w:hAnsi="Times New Roman"/>
       <w:color w:val="000000"/>
-      <w:sz w:val="26"/>
+      <w:sz w:val="24"/>
     </w:rPr>
     <w:tblPr>
       <w:tblInd w:type="dxa" w:w="0"/>
@@ -19023,27 +19023,27 @@
     <w:pPr>
       <w:keepNext/>
       <w:keepLines/>
-      <w:spacing w:after="0" w:line="288" w:lineRule="auto"/>
+      <w:spacing w:after="0" w:line="276" w:lineRule="auto"/>
       <w:jc w:val="both"/>
     </w:pPr>
     <w:rPr>
       <w:rFonts w:ascii="Times New Roman" w:eastAsia="Times New Roman" w:hAnsi="Times New Roman"/>
       <w:b/>
       <w:color w:val="000000"/>
-      <w:sz w:val="26"/>
+      <w:sz w:val="24"/>
     </w:rPr>
   </w:style>
   <w:style w:customStyle="1" w:styleId="Definition" w:type="paragraph">
     <w:name w:val="Definition"/>
     <w:basedOn w:val="Normal"/>
     <w:pPr>
-      <w:spacing w:line="288" w:lineRule="auto"/>
+      <w:spacing w:line="276" w:lineRule="auto"/>
       <w:jc w:val="both"/>
     </w:pPr>
     <w:rPr>
       <w:rFonts w:ascii="Times New Roman" w:eastAsia="Times New Roman" w:hAnsi="Times New Roman"/>
       <w:color w:val="000000"/>
-      <w:sz w:val="26"/>
+      <w:sz w:val="24"/>
     </w:rPr>
   </w:style>
   <w:style w:styleId="Caption" w:type="paragraph">
@@ -19051,14 +19051,14 @@
     <w:basedOn w:val="Normal"/>
     <w:link w:val="BodyTextChar"/>
     <w:pPr>
-      <w:spacing w:after="120" w:before="0" w:line="288" w:lineRule="auto"/>
+      <w:spacing w:after="120" w:before="0" w:line="276" w:lineRule="auto"/>
       <w:jc w:val="both"/>
     </w:pPr>
     <w:rPr>
       <w:rFonts w:ascii="Times New Roman" w:eastAsia="Times New Roman" w:hAnsi="Times New Roman"/>
       <w:i/>
       <w:color w:val="000000"/>
-      <w:sz w:val="26"/>
+      <w:sz w:val="24"/>
     </w:rPr>
   </w:style>
   <w:style w:customStyle="1" w:styleId="TableCaption" w:type="paragraph">
@@ -19066,39 +19066,39 @@
     <w:basedOn w:val="Caption"/>
     <w:pPr>
       <w:keepNext/>
-      <w:spacing w:line="288" w:lineRule="auto"/>
+      <w:spacing w:line="276" w:lineRule="auto"/>
       <w:jc w:val="both"/>
     </w:pPr>
     <w:rPr>
       <w:rFonts w:ascii="Times New Roman" w:eastAsia="Times New Roman" w:hAnsi="Times New Roman"/>
       <w:color w:val="000000"/>
-      <w:sz w:val="26"/>
+      <w:sz w:val="24"/>
     </w:rPr>
   </w:style>
   <w:style w:customStyle="1" w:styleId="ImageCaption" w:type="paragraph">
     <w:name w:val="Image Caption"/>
     <w:basedOn w:val="Caption"/>
     <w:pPr>
-      <w:spacing w:line="288" w:lineRule="auto"/>
+      <w:spacing w:line="276" w:lineRule="auto"/>
       <w:jc w:val="both"/>
     </w:pPr>
     <w:rPr>
       <w:rFonts w:ascii="Times New Roman" w:eastAsia="Times New Roman" w:hAnsi="Times New Roman"/>
       <w:color w:val="000000"/>
-      <w:sz w:val="26"/>
+      <w:sz w:val="24"/>
     </w:rPr>
   </w:style>
   <w:style w:customStyle="1" w:styleId="Figure" w:type="paragraph">
     <w:name w:val="Figure"/>
     <w:basedOn w:val="Normal"/>
     <w:pPr>
-      <w:spacing w:line="288" w:lineRule="auto"/>
+      <w:spacing w:line="276" w:lineRule="auto"/>
       <w:jc w:val="both"/>
     </w:pPr>
     <w:rPr>
       <w:rFonts w:ascii="Times New Roman" w:eastAsia="Times New Roman" w:hAnsi="Times New Roman"/>
       <w:color w:val="000000"/>
-      <w:sz w:val="26"/>
+      <w:sz w:val="24"/>
     </w:rPr>
   </w:style>
   <w:style w:customStyle="1" w:styleId="CaptionedFigure" w:type="paragraph">
@@ -19106,13 +19106,13 @@
     <w:basedOn w:val="Figure"/>
     <w:pPr>
       <w:keepNext/>
-      <w:spacing w:line="288" w:lineRule="auto"/>
+      <w:spacing w:line="276" w:lineRule="auto"/>
       <w:jc w:val="both"/>
     </w:pPr>
     <w:rPr>
       <w:rFonts w:ascii="Times New Roman" w:eastAsia="Times New Roman" w:hAnsi="Times New Roman"/>
       <w:color w:val="000000"/>
-      <w:sz w:val="26"/>
+      <w:sz w:val="24"/>
     </w:rPr>
   </w:style>
   <w:style w:customStyle="1" w:styleId="BodyTextChar" w:type="character">
@@ -19122,7 +19122,7 @@
     <w:rPr>
       <w:rFonts w:ascii="Times New Roman" w:eastAsia="Times New Roman" w:hAnsi="Times New Roman"/>
       <w:color w:val="000000"/>
-      <w:sz w:val="26"/>
+      <w:sz w:val="24"/>
     </w:rPr>
   </w:style>
   <w:style w:customStyle="1" w:styleId="VerbatimChar" w:type="character">
@@ -19131,7 +19131,7 @@
     <w:rPr>
       <w:rFonts w:ascii="Times New Roman" w:eastAsia="Times New Roman" w:hAnsi="Times New Roman"/>
       <w:color w:val="000000"/>
-      <w:sz w:val="26"/>
+      <w:sz w:val="24"/>
     </w:rPr>
   </w:style>
   <w:style w:customStyle="1" w:styleId="SectionNumber" w:type="character">
@@ -19140,7 +19140,7 @@
     <w:rPr>
       <w:rFonts w:ascii="Times New Roman" w:eastAsia="Times New Roman" w:hAnsi="Times New Roman"/>
       <w:color w:val="000000"/>
-      <w:sz w:val="26"/>
+      <w:sz w:val="24"/>
     </w:rPr>
   </w:style>
   <w:style w:styleId="FootnoteReference" w:type="character">
@@ -19149,7 +19149,7 @@
     <w:rPr>
       <w:rFonts w:ascii="Times New Roman" w:eastAsia="Times New Roman" w:hAnsi="Times New Roman"/>
       <w:color w:val="000000"/>
-      <w:sz w:val="26"/>
+      <w:sz w:val="24"/>
       <w:vertAlign w:val="superscript"/>
     </w:rPr>
   </w:style>
@@ -19159,7 +19159,7 @@
     <w:rPr>
       <w:rFonts w:ascii="Times New Roman" w:eastAsia="Times New Roman" w:hAnsi="Times New Roman"/>
       <w:color w:val="000000"/>
-      <w:sz w:val="26"/>
+      <w:sz w:val="24"/>
     </w:rPr>
   </w:style>
   <w:style w:styleId="TOCHeading" w:type="paragraph">
@@ -19170,7 +19170,7 @@
     <w:unhideWhenUsed/>
     <w:qFormat/>
     <w:pPr>
-      <w:spacing w:before="240" w:line="288" w:lineRule="auto"/>
+      <w:spacing w:before="240" w:line="276" w:lineRule="auto"/>
       <w:jc w:val="both"/>
       <w:outlineLvl w:val="9"/>
     </w:pPr>
@@ -19179,7 +19179,7 @@
       <w:b w:val="0"/>
       <w:bCs w:val="0"/>
       <w:color w:val="000000"/>
-      <w:sz w:val="26"/>
+      <w:sz w:val="24"/>
     </w:rPr>
   </w:style>
   <w:style w:type="paragraph" w:customStyle="1" w:styleId="SourceCode">

--- a/dist/HO_SO_NOP/04_BAI_BAO_VI/p6_meta_vi.docx
+++ b/dist/HO_SO_NOP/04_BAI_BAO_VI/p6_meta_vi.docx
@@ -54,7 +54,7 @@
         <w:t xml:space="preserve"> </w:t>
       </w:r>
       <w:r>
-        <w:t xml:space="preserve">— MARA trên coded baseline đã xác minh k=238, K=288. r̄=0.074 [0.060, 0.088]; I²=62.4% (L2 within=54.1%, L3 between=8.4%). ICRV Q_M(4)=17.35 (p=.002) omnibus có ý nghĩa nhưng KHÔNG bền vững — bỏ ô Frontier (k=3) → Q_M(3)=1.49 (p=.68) NS; cDAI Q_M(2)=1.23 (p=.541) NS; DPL Q_M(2)=0.56 (p=.755) NS. Egger b=0.475 (SE=0.250, p=.057); Begg τ=−0.134 (p=.0007); trim-and-fill k_imputed=58, adj r=0.035 [0.023, 0.048]. Fail-safe N=45,848 (criterion 5k+10=1,200).</w:t>
+        <w:t xml:space="preserve">— MARA trên coded baseline đã xác minh k=238, K=288. r̄=0.074 [0.060, 0.088]; I²=87.8% (L2 within=76.1%, L3 between=11.8%). ICRV Q_M(4)=17.35 (p=.002) omnibus có ý nghĩa nhưng KHÔNG bền vững — bỏ ô Frontier (k=3) → Q_M(3)=1.49 (p=.68) NS; cDAI Q_M(2)=1.23 (p=.541) NS; DPL Q_M(2)=0.56 (p=.755) NS. Egger b=0.475 (SE=0.250, p=.057); Begg τ=−0.134 (p=.0007); trim-and-fill k_imputed=58, adj r=0.035 [0.023, 0.048]. Fail-safe N=45,848 (criterion 5k+10=1,200).</w:t>
       </w:r>
     </w:p>
     <w:p>
@@ -263,30 +263,7 @@
         <w:t xml:space="preserve"> </w:t>
       </w:r>
       <w:r>
-        <w:t xml:space="preserve">effect sizes từ 49 nền kinh tế. Bảy moderators: 3 mới (ICRV regime, cDAI, DPL phase) + 4 chuẩn (nước xuất xứ, ngành, loại đo lường DOI và FP). Tiền đăng ký OSF (https://osf.io/z37kn) trước khi trích xuất effect sizes; độ tin cậy liên coder Cohen’s</w:t>
-      </w:r>
-      <w:r>
-        <w:t xml:space="preserve"> </w:t>
-      </w:r>
-      <m:oMath>
-        <m:r>
-          <m:t>κ</m:t>
-        </m:r>
-        <m:r>
-          <m:rPr>
-            <m:sty m:val="p"/>
-          </m:rPr>
-          <m:t>≥</m:t>
-        </m:r>
-        <m:r>
-          <m:t>0.70</m:t>
-        </m:r>
-      </m:oMath>
-      <w:r>
-        <w:t xml:space="preserve"> </w:t>
-      </w:r>
-      <w:r>
-        <w:t xml:space="preserve">trên 20% mẫu double-coded.</w:t>
+        <w:t xml:space="preserve">effect sizes từ 49 nền kinh tế. Bảy moderators: 3 mới (ICRV regime, cDAI, DPL phase) + 4 chuẩn (nước xuất xứ, ngành, loại đo lường DOI và FP). Tiền đăng ký OSF (https://osf.io/z37kn) trước khi trích xuất effect sizes. Trích xuất do một coder (tác giả thứ nhất) thực hiện, có hiệu chỉnh protocol trên mẫu pilot và đối soát double-entry với PDF gốc; hạn chế single-coder được nêu minh bạch ở phần Hạn chế.</w:t>
       </w:r>
     </w:p>
     <w:p>
@@ -472,7 +449,7 @@
           <m:t>=</m:t>
         </m:r>
         <m:r>
-          <m:t>62.4</m:t>
+          <m:t>87.8</m:t>
         </m:r>
         <m:r>
           <m:rPr>
@@ -482,7 +459,7 @@
         </m:r>
       </m:oMath>
       <w:r>
-        <w:t xml:space="preserve">) chủ yếu nằm ở trong-nghiên-cứu L2 (54.1%) hơn là giữa-nghiên-cứu L3 (8.4%), cho thấy các lựa chọn phương pháp bên trong nghiên cứu — chứ không phải bối cảnh quốc gia — là nguồn chính của heterogeneity. Moderator ICRV:</w:t>
+        <w:t xml:space="preserve">) chủ yếu nằm ở trong-nghiên-cứu L2 (76.1%) hơn là giữa-nghiên-cứu L3 (11.8%), cho thấy các lựa chọn phương pháp bên trong nghiên cứu — chứ không phải bối cảnh quốc gia — là nguồn chính của heterogeneity. Moderator ICRV:</w:t>
       </w:r>
       <w:r>
         <w:t xml:space="preserve"> </w:t>
@@ -1916,30 +1893,7 @@
         <w:t xml:space="preserve">Methodological</w:t>
       </w:r>
       <w:r>
-        <w:t xml:space="preserve">: (1) Phân tích tổng hợp hồi quy ba cấp — three-level MARA theo Cheung (2014) và Van den Noortgate et al. (2013) — đầu tiên trong literature I→P, phân tách heterogeneity thành ba cấp (sampling error, within-study, between-study); (2) Tiền đăng ký OSF trước khi trích xuất effect sizes mới để đảm bảo transparency; (3) Inter-coder reliability với Cohen’s</w:t>
-      </w:r>
-      <w:r>
-        <w:t xml:space="preserve"> </w:t>
-      </w:r>
-      <m:oMath>
-        <m:r>
-          <m:t>κ</m:t>
-        </m:r>
-        <m:r>
-          <m:rPr>
-            <m:sty m:val="p"/>
-          </m:rPr>
-          <m:t>≥</m:t>
-        </m:r>
-        <m:r>
-          <m:t>0.7</m:t>
-        </m:r>
-      </m:oMath>
-      <w:r>
-        <w:t xml:space="preserve"> </w:t>
-      </w:r>
-      <w:r>
-        <w:t xml:space="preserve">trên 20% double-coded subset.</w:t>
+        <w:t xml:space="preserve">: (1) Phân tích tổng hợp hồi quy ba cấp — three-level MARA theo Cheung (2014) và Van den Noortgate et al. (2013) — đầu tiên trong literature I→P, phân tách heterogeneity thành ba cấp (sampling error, within-study, between-study); (2) Tiền đăng ký OSF trước khi trích xuất effect sizes mới để đảm bảo transparency.</w:t>
       </w:r>
     </w:p>
     <w:p>
@@ -3472,6 +3426,80 @@
       </w:pPr>
       <w:r>
         <w:t xml:space="preserve">OSF preregistration xác định trước: câu hỏi nghiên cứu, tiêu chí inclusion/exclusion, coding protocol 7 moderators, kế hoạch phân tích three-level MARA.</w:t>
+      </w:r>
+    </w:p>
+    <w:p>
+      <w:pPr>
+        <w:pStyle w:val="BodyText"/>
+      </w:pPr>
+      <w:r>
+        <w:rPr>
+          <w:bCs/>
+          <w:b/>
+        </w:rPr>
+        <w:t xml:space="preserve">Sai lệch so với tiền đăng ký (PRISMA 2020, Item 24c)</w:t>
+      </w:r>
+      <w:r>
+        <w:t xml:space="preserve">: Bản tiền đăng ký (§8.3) cam kết double-code 20% mẫu với hai coder độc lập, target Cohen’s</w:t>
+      </w:r>
+      <w:r>
+        <w:t xml:space="preserve"> </w:t>
+      </w:r>
+      <m:oMath>
+        <m:r>
+          <m:t>κ</m:t>
+        </m:r>
+        <m:r>
+          <m:rPr>
+            <m:sty m:val="p"/>
+          </m:rPr>
+          <m:t>≥</m:t>
+        </m:r>
+        <m:r>
+          <m:t>0.70</m:t>
+        </m:r>
+      </m:oMath>
+      <w:r>
+        <w:t xml:space="preserve"> </w:t>
+      </w:r>
+      <w:r>
+        <w:t xml:space="preserve">(categorical) và ICC</w:t>
+      </w:r>
+      <w:r>
+        <w:t xml:space="preserve"> </w:t>
+      </w:r>
+      <m:oMath>
+        <m:r>
+          <m:rPr>
+            <m:sty m:val="p"/>
+          </m:rPr>
+          <m:t>≥</m:t>
+        </m:r>
+        <m:r>
+          <m:t>0.80</m:t>
+        </m:r>
+      </m:oMath>
+      <w:r>
+        <w:t xml:space="preserve"> </w:t>
+      </w:r>
+      <w:r>
+        <w:t xml:space="preserve">(continuous). Trên thực tế không có coder thứ hai, nên toàn bộ trích xuất và mã hóa do một coder (tác giả thứ nhất) thực hiện. Do đó</w:t>
+      </w:r>
+      <w:r>
+        <w:t xml:space="preserve"> </w:t>
+      </w:r>
+      <w:r>
+        <w:rPr>
+          <w:bCs/>
+          <w:b/>
+        </w:rPr>
+        <w:t xml:space="preserve">không báo cáo</w:t>
+      </w:r>
+      <w:r>
+        <w:t xml:space="preserve"> </w:t>
+      </w:r>
+      <w:r>
+        <w:t xml:space="preserve">chỉ số inter-coder reliability; chất lượng mã hóa được bảo đảm bằng hiệu chỉnh protocol trên mẫu pilot và đối soát double-entry với PDF gốc (§3.7). Bản tiền đăng ký đông cứng trên OSF giữ nguyên cam kết gốc; sai lệch này được nêu minh bạch tại đây. Bổ sung double-coding để báo cáo κ là ưu tiên cho đợt formal-search mở rộng.</w:t>
       </w:r>
     </w:p>
     <w:bookmarkEnd w:id="35"/>
@@ -4288,10 +4316,37 @@
           <w:bCs/>
           <w:b/>
         </w:rPr>
-        <w:t xml:space="preserve">Inter-coder reliability</w:t>
-      </w:r>
-      <w:r>
-        <w:t xml:space="preserve">: Double-code 20% sample (≈26 studies) với coder thứ hai (RA hoặc peer). Tính Cohen’s</w:t>
+        <w:t xml:space="preserve">Chất lượng mã hóa</w:t>
+      </w:r>
+      <w:r>
+        <w:t xml:space="preserve">: Trích xuất và mã hóa moderator do một coder (tác giả thứ nhất) thực hiện theo protocol Phụ lục B, có hiệu chỉnh trên mẫu pilot 10 studies và đối soát double-entry (nhập lại</w:t>
+      </w:r>
+      <w:r>
+        <w:t xml:space="preserve"> </w:t>
+      </w:r>
+      <w:r>
+        <w:rPr>
+          <w:rStyle w:val="VerbatimChar"/>
+        </w:rPr>
+        <w:t xml:space="preserve">r</w:t>
+      </w:r>
+      <w:r>
+        <w:t xml:space="preserve">,</w:t>
+      </w:r>
+      <w:r>
+        <w:t xml:space="preserve"> </w:t>
+      </w:r>
+      <w:r>
+        <w:rPr>
+          <w:rStyle w:val="VerbatimChar"/>
+        </w:rPr>
+        <w:t xml:space="preserve">n</w:t>
+      </w:r>
+      <w:r>
+        <w:t xml:space="preserve"> </w:t>
+      </w:r>
+      <w:r>
+        <w:t xml:space="preserve">và mã moderator, so với PDF gốc). Do single-coder nên không tính được Cohen’s</w:t>
       </w:r>
       <w:r>
         <w:t xml:space="preserve"> </w:t>
@@ -4302,30 +4357,7 @@
         </m:r>
       </m:oMath>
       <w:r>
-        <w:t xml:space="preserve"> </w:t>
-      </w:r>
-      <w:r>
-        <w:t xml:space="preserve">riêng cho ICRV, cDAI, DPL. Target</w:t>
-      </w:r>
-      <w:r>
-        <w:t xml:space="preserve"> </w:t>
-      </w:r>
-      <m:oMath>
-        <m:r>
-          <m:t>κ</m:t>
-        </m:r>
-        <m:r>
-          <m:rPr>
-            <m:sty m:val="p"/>
-          </m:rPr>
-          <m:t>≥</m:t>
-        </m:r>
-        <m:r>
-          <m:t>0.70</m:t>
-        </m:r>
-      </m:oMath>
-      <w:r>
-        <w:t xml:space="preserve">. Resolve disagreements qua discussion; document trong Appendix C.</w:t>
+        <w:t xml:space="preserve">; hạn chế này nêu ở phần Hạn chế (xem §3.7).</w:t>
       </w:r>
     </w:p>
     <w:bookmarkEnd w:id="37"/>
@@ -6596,13 +6628,13 @@
       </m:oMath>
     </w:p>
     <w:bookmarkEnd w:id="40"/>
-    <w:bookmarkStart w:id="41" w:name="inter-coder-reliability"/>
+    <w:bookmarkStart w:id="41" w:name="Xdd7158d48628566e0ddf11a4e50a81df18f5d49"/>
     <w:p>
       <w:pPr>
         <w:pStyle w:val="Heading3"/>
       </w:pPr>
       <w:r>
-        <w:t xml:space="preserve">3.7 Inter-coder reliability</w:t>
+        <w:t xml:space="preserve">3.7 Chất lượng mã hóa và hạn chế single-coder</w:t>
       </w:r>
     </w:p>
     <w:p>
@@ -6614,24 +6646,37 @@
           <w:bCs/>
           <w:b/>
         </w:rPr>
-        <w:t xml:space="preserve">Protocol</w:t>
-      </w:r>
-      <w:r>
-        <w:t xml:space="preserve">: Coder 1 (NCS) code tất cả 234 studies. Coder 2 (RA hoặc peer) double-code ngẫu nhiên 47 studies (20%). Tính Cohen’s</w:t>
-      </w:r>
-      <w:r>
-        <w:t xml:space="preserve"> </w:t>
-      </w:r>
-      <m:oMath>
-        <m:r>
-          <m:t>κ</m:t>
-        </m:r>
-      </m:oMath>
-      <w:r>
-        <w:t xml:space="preserve"> </w:t>
-      </w:r>
-      <w:r>
-        <w:t xml:space="preserve">riêng cho: (a) ICRV regime (5 nhóm), (b) cDAI quartile (3 nhóm), (c) DPL phase (3 nhóm).</w:t>
+        <w:t xml:space="preserve">Quy trình</w:t>
+      </w:r>
+      <w:r>
+        <w:t xml:space="preserve">: Toàn bộ trích xuất effect size và mã hóa moderator do một coder (tác giả thứ nhất) thực hiện theo protocol Phụ lục B. Để bảo đảm chất lượng: (i) hiệu chỉnh protocol trên mẫu pilot 10 studies, ghi lại các quy tắc quyết định khó trước khi trích xuất toàn bộ; (ii) đối soát double-entry — nhập lại</w:t>
+      </w:r>
+      <w:r>
+        <w:t xml:space="preserve"> </w:t>
+      </w:r>
+      <w:r>
+        <w:rPr>
+          <w:rStyle w:val="VerbatimChar"/>
+        </w:rPr>
+        <w:t xml:space="preserve">r</w:t>
+      </w:r>
+      <w:r>
+        <w:t xml:space="preserve">,</w:t>
+      </w:r>
+      <w:r>
+        <w:t xml:space="preserve"> </w:t>
+      </w:r>
+      <w:r>
+        <w:rPr>
+          <w:rStyle w:val="VerbatimChar"/>
+        </w:rPr>
+        <w:t xml:space="preserve">n</w:t>
+      </w:r>
+      <w:r>
+        <w:t xml:space="preserve"> </w:t>
+      </w:r>
+      <w:r>
+        <w:t xml:space="preserve">và mã moderator rồi so với PDF gốc để bắt lỗi sao chép; (iii) các moderator neo vào bảng tham chiếu ngoài (ICRV từ WGI Rule of Law, cDAI từ WB/ITU, DPL từ năm dữ liệu trung vị) có thể tái lập máy móc từ giá trị nguồn, cho phép kiểm chứng độc lập.</w:t>
       </w:r>
     </w:p>
     <w:p>
@@ -6643,10 +6688,10 @@
           <w:bCs/>
           <w:b/>
         </w:rPr>
-        <w:t xml:space="preserve">Target</w:t>
-      </w:r>
-      <w:r>
-        <w:t xml:space="preserve">:</w:t>
+        <w:t xml:space="preserve">Hạn chế</w:t>
+      </w:r>
+      <w:r>
+        <w:t xml:space="preserve">: Do chỉ có một coder, không tính được Cohen’s</w:t>
       </w:r>
       <w:r>
         <w:t xml:space="preserve"> </w:t>
@@ -6655,111 +6700,12 @@
         <m:r>
           <m:t>κ</m:t>
         </m:r>
-        <m:r>
-          <m:rPr>
-            <m:sty m:val="p"/>
-          </m:rPr>
-          <m:t>≥</m:t>
-        </m:r>
-        <m:r>
-          <m:t>0.70</m:t>
-        </m:r>
       </m:oMath>
       <w:r>
         <w:t xml:space="preserve"> </w:t>
       </w:r>
       <w:r>
-        <w:t xml:space="preserve">cho cả ba moderator. Nếu</w:t>
-      </w:r>
-      <w:r>
-        <w:t xml:space="preserve"> </w:t>
-      </w:r>
-      <m:oMath>
-        <m:r>
-          <m:t>κ</m:t>
-        </m:r>
-        <m:r>
-          <m:rPr>
-            <m:sty m:val="p"/>
-          </m:rPr>
-          <m:t>&lt;</m:t>
-        </m:r>
-        <m:r>
-          <m:t>0.70</m:t>
-        </m:r>
-      </m:oMath>
-      <w:r>
-        <w:t xml:space="preserve">: (i) thảo luận để resolve disagreements, (ii) refine coding protocol, (iii) double-code thêm 20 studies, (iv) re-calculate.</w:t>
-      </w:r>
-    </w:p>
-    <w:p>
-      <w:pPr>
-        <w:pStyle w:val="BodyText"/>
-      </w:pPr>
-      <w:r>
-        <w:rPr>
-          <w:bCs/>
-          <w:b/>
-        </w:rPr>
-        <w:t xml:space="preserve">Ngưỡng diễn giải</w:t>
-      </w:r>
-      <w:r>
-        <w:t xml:space="preserve">:</w:t>
-      </w:r>
-      <w:r>
-        <w:t xml:space="preserve"> </w:t>
-      </w:r>
-      <m:oMath>
-        <m:r>
-          <m:t>κ</m:t>
-        </m:r>
-        <m:r>
-          <m:rPr>
-            <m:sty m:val="p"/>
-          </m:rPr>
-          <m:t>=</m:t>
-        </m:r>
-        <m:r>
-          <m:t>0.61</m:t>
-        </m:r>
-        <m:r>
-          <m:rPr>
-            <m:sty m:val="p"/>
-          </m:rPr>
-          <m:t>−</m:t>
-        </m:r>
-        <m:r>
-          <m:t>0.80</m:t>
-        </m:r>
-      </m:oMath>
-      <w:r>
-        <w:t xml:space="preserve"> </w:t>
-      </w:r>
-      <w:r>
-        <w:t xml:space="preserve">(substantial),</w:t>
-      </w:r>
-      <w:r>
-        <w:t xml:space="preserve"> </w:t>
-      </w:r>
-      <m:oMath>
-        <m:r>
-          <m:t>κ</m:t>
-        </m:r>
-        <m:r>
-          <m:rPr>
-            <m:sty m:val="p"/>
-          </m:rPr>
-          <m:t>&gt;</m:t>
-        </m:r>
-        <m:r>
-          <m:t>0.80</m:t>
-        </m:r>
-      </m:oMath>
-      <w:r>
-        <w:t xml:space="preserve"> </w:t>
-      </w:r>
-      <w:r>
-        <w:t xml:space="preserve">(almost perfect) — Landis &amp; Koch (1977).</w:t>
+        <w:t xml:space="preserve">(κ đòi hỏi hai coder độc lập) và các quyết định mã hóa không được cross-validate. Đây là hạn chế được nêu minh bạch; bổ sung double-coding để báo cáo reliability là ưu tiên cho đợt formal-search mở rộng.</w:t>
       </w:r>
     </w:p>
     <w:p>
@@ -9673,7 +9619,7 @@
           <m:t>=</m:t>
         </m:r>
         <m:r>
-          <m:t>62.4</m:t>
+          <m:t>87.8</m:t>
         </m:r>
         <m:r>
           <m:rPr>
@@ -9728,7 +9674,7 @@
           <m:t>=</m:t>
         </m:r>
         <m:r>
-          <m:t>54.1</m:t>
+          <m:t>76.1</m:t>
         </m:r>
         <m:r>
           <m:rPr>
@@ -9789,7 +9735,7 @@
           <m:t>=</m:t>
         </m:r>
         <m:r>
-          <m:t>8.4</m:t>
+          <m:t>11.8</m:t>
         </m:r>
         <m:r>
           <m:rPr>
@@ -9802,7 +9748,45 @@
         <w:t xml:space="preserve"> </w:t>
       </w:r>
       <w:r>
-        <w:t xml:space="preserve">(Level 3, between-study). Con số này consistent với</w:t>
+        <w:t xml:space="preserve">(Level 3, between-study);</w:t>
+      </w:r>
+      <w:r>
+        <w:t xml:space="preserve"> </w:t>
+      </w:r>
+      <m:oMath>
+        <m:sSup>
+          <m:e>
+            <m:r>
+              <m:t>I</m:t>
+            </m:r>
+          </m:e>
+          <m:sup>
+            <m:r>
+              <m:t>2</m:t>
+            </m:r>
+          </m:sup>
+        </m:sSup>
+      </m:oMath>
+      <w:r>
+        <w:t xml:space="preserve"> </w:t>
+      </w:r>
+      <w:r>
+        <w:t xml:space="preserve">được tính theo ước lượng phương sai điển hình Higgins–Thompson cho mô hình đa cấp (đúng như</w:t>
+      </w:r>
+      <w:r>
+        <w:t xml:space="preserve"> </w:t>
+      </w:r>
+      <w:r>
+        <w:rPr>
+          <w:rStyle w:val="VerbatimChar"/>
+        </w:rPr>
+        <w:t xml:space="preserve">metafor</w:t>
+      </w:r>
+      <w:r>
+        <w:t xml:space="preserve"> </w:t>
+      </w:r>
+      <w:r>
+        <w:t xml:space="preserve">mặc định). Con số này consistent với</w:t>
       </w:r>
       <w:r>
         <w:t xml:space="preserve"> </w:t>
@@ -14106,7 +14090,7 @@
           <m:t>=</m:t>
         </m:r>
         <m:r>
-          <m:t>54.1</m:t>
+          <m:t>76.1</m:t>
         </m:r>
         <m:r>
           <m:rPr>
@@ -14197,7 +14181,7 @@
           <m:t>=</m:t>
         </m:r>
         <m:r>
-          <m:t>8.4</m:t>
+          <m:t>11.8</m:t>
         </m:r>
         <m:r>
           <m:rPr>
@@ -14884,7 +14868,7 @@
           <m:t>=</m:t>
         </m:r>
         <m:r>
-          <m:t>62.4</m:t>
+          <m:t>87.8</m:t>
         </m:r>
         <m:r>
           <m:rPr>
@@ -14897,7 +14881,7 @@
         <w:t xml:space="preserve"> </w:t>
       </w:r>
       <w:r>
-        <w:t xml:space="preserve">chủ yếu nằm ở within-study variance (Level 2, 54.1%) hơn là between-study (Level 3, 8.4%), xác nhận rằng</w:t>
+        <w:t xml:space="preserve">chủ yếu nằm ở within-study variance (Level 2, 76.1%) hơn là between-study (Level 3, 11.8%), xác nhận rằng</w:t>
       </w:r>
       <w:r>
         <w:t xml:space="preserve"> </w:t>
@@ -15122,7 +15106,46 @@
         <w:t xml:space="preserve"> </w:t>
       </w:r>
       <w:r>
-        <w:t xml:space="preserve">theo nguyên tắc không điền số liệu chưa được xác nhận. Các thông tin đã xác nhận gồm: WoS arm n = 2,180; WoS after dedup n = 2,179; L1 advanced n = 782; L1 excluded n = 1,397; L2 Y/title-eligible n = 565 (345+135+30+25+15+4+8+0+3); active extraction worklist v9 n = 535 (R8 WebSearch pass 19/05/2026: 3Y+7N resolved từ 10 UNSURE còn lại — tất cả UNSURE đã được giải quyết, còn 0); coded baseline + S0129: k = 238, K = 288, N = 258,557. Những phần còn pending được ghi đúng bản chất: Scopus, OpenAlex/supplementary databases, và full-text extraction cho worklist mở rộng.</w:t>
+        <w:t xml:space="preserve">theo nguyên tắc: số liệu chưa được xác nhận thì giữ ở dạng</w:t>
+      </w:r>
+      <w:r>
+        <w:t xml:space="preserve"> </w:t>
+      </w:r>
+      <w:r>
+        <w:rPr>
+          <w:rStyle w:val="VerbatimChar"/>
+        </w:rPr>
+        <w:t xml:space="preserve">[TBD]</w:t>
+      </w:r>
+      <w:r>
+        <w:t xml:space="preserve">; tuyệt đối không trình bày số chưa xác nhận như kết quả thật. Phần độ tin cậy liên mã hóa viên (Cohen’s</w:t>
+      </w:r>
+      <w:r>
+        <w:t xml:space="preserve"> </w:t>
+      </w:r>
+      <m:oMath>
+        <m:r>
+          <m:t>κ</m:t>
+        </m:r>
+      </m:oMath>
+      <w:r>
+        <w:t xml:space="preserve">) đã được</w:t>
+      </w:r>
+      <w:r>
+        <w:t xml:space="preserve"> </w:t>
+      </w:r>
+      <w:r>
+        <w:rPr>
+          <w:bCs/>
+          <w:b/>
+        </w:rPr>
+        <w:t xml:space="preserve">gỡ bỏ</w:t>
+      </w:r>
+      <w:r>
+        <w:t xml:space="preserve"> </w:t>
+      </w:r>
+      <w:r>
+        <w:t xml:space="preserve">vì nghiên cứu do một coder thực hiện (κ đòi hỏi hai coder độc lập); thay vào đó báo cáo quy trình double-entry và nêu hạn chế single-coder minh bạch (xem §3.3.2 EN / §3.7 VI). Các thông tin đã xác nhận gồm: WoS arm n = 2,180; WoS after dedup n = 2,179; L1 advanced n = 782; L1 excluded n = 1,397; L2 Y/title-eligible n = 565 (345+135+30+25+15+4+8+0+3); active extraction worklist v9 n = 535 (R8 WebSearch pass 19/05/2026: 3Y+7N resolved từ 10 UNSURE còn lại — tất cả UNSURE đã được giải quyết, còn 0); coded baseline + S0129: k = 238, K = 288, N = 258,557. Những phần còn pending được ghi đúng bản chất: Scopus, OpenAlex/supplementary databases, và full-text extraction cho worklist mở rộng.</w:t>
       </w:r>
     </w:p>
     <w:p>
@@ -18137,7 +18160,7 @@
     <w:bookmarkEnd w:id="63"/>
     <w:sectPr>
       <w:pgSz w:h="16838" w:w="11906"/>
-      <w:pgMar w:bottom="1417" w:left="1417" w:right="1417" w:top="1417"/>
+      <w:pgMar w:bottom="1134" w:left="1701" w:right="1134" w:top="1134"/>
     </w:sectPr>
   </w:body>
 </w:document>
@@ -18559,13 +18582,13 @@
     <w:name w:val="Normal"/>
     <w:qFormat/>
     <w:pPr>
-      <w:spacing w:line="276" w:lineRule="auto"/>
+      <w:spacing w:line="288" w:lineRule="auto"/>
       <w:jc w:val="both"/>
     </w:pPr>
     <w:rPr>
       <w:rFonts w:ascii="Times New Roman" w:eastAsia="Times New Roman" w:hAnsi="Times New Roman"/>
       <w:color w:val="000000"/>
-      <w:sz w:val="24"/>
+      <w:sz w:val="26"/>
     </w:rPr>
   </w:style>
   <w:style w:styleId="BodyText" w:type="paragraph">
@@ -18573,14 +18596,14 @@
     <w:basedOn w:val="Normal"/>
     <w:link w:val="BodyTextChar"/>
     <w:pPr>
-      <w:spacing w:after="180" w:before="180" w:line="276" w:lineRule="auto"/>
+      <w:spacing w:after="180" w:before="180" w:line="288" w:lineRule="auto"/>
       <w:jc w:val="both"/>
     </w:pPr>
     <w:qFormat/>
     <w:rPr>
       <w:rFonts w:ascii="Times New Roman" w:eastAsia="Times New Roman" w:hAnsi="Times New Roman"/>
       <w:color w:val="000000"/>
-      <w:sz w:val="24"/>
+      <w:sz w:val="26"/>
     </w:rPr>
   </w:style>
   <w:style w:customStyle="1" w:styleId="FirstParagraph" w:type="paragraph">
@@ -18589,13 +18612,13 @@
     <w:next w:val="BodyText"/>
     <w:qFormat/>
     <w:pPr>
-      <w:spacing w:line="276" w:lineRule="auto"/>
+      <w:spacing w:line="288" w:lineRule="auto"/>
       <w:jc w:val="both"/>
     </w:pPr>
     <w:rPr>
       <w:rFonts w:ascii="Times New Roman" w:eastAsia="Times New Roman" w:hAnsi="Times New Roman"/>
       <w:color w:val="000000"/>
-      <w:sz w:val="24"/>
+      <w:sz w:val="26"/>
     </w:rPr>
   </w:style>
   <w:style w:customStyle="1" w:styleId="Compact" w:type="paragraph">
@@ -18603,13 +18626,13 @@
     <w:basedOn w:val="BodyText"/>
     <w:qFormat/>
     <w:pPr>
-      <w:spacing w:after="36" w:before="36" w:line="276" w:lineRule="auto"/>
+      <w:spacing w:after="36" w:before="36" w:line="288" w:lineRule="auto"/>
       <w:jc w:val="both"/>
     </w:pPr>
     <w:rPr>
       <w:rFonts w:ascii="Times New Roman" w:eastAsia="Times New Roman" w:hAnsi="Times New Roman"/>
       <w:color w:val="000000"/>
-      <w:sz w:val="24"/>
+      <w:sz w:val="26"/>
     </w:rPr>
   </w:style>
   <w:style w:styleId="Title" w:type="paragraph">
@@ -18620,7 +18643,7 @@
     <w:pPr>
       <w:keepNext/>
       <w:keepLines/>
-      <w:spacing w:after="240" w:before="480" w:line="276" w:lineRule="auto"/>
+      <w:spacing w:after="240" w:before="480" w:line="288" w:lineRule="auto"/>
       <w:jc w:val="both"/>
     </w:pPr>
     <w:rPr>
@@ -18628,7 +18651,7 @@
       <w:b/>
       <w:bCs/>
       <w:color w:val="000000"/>
-      <w:sz w:val="24"/>
+      <w:sz w:val="26"/>
       <w:szCs w:val="36"/>
     </w:rPr>
   </w:style>
@@ -18640,13 +18663,13 @@
     <w:pPr>
       <w:keepNext/>
       <w:keepLines/>
-      <w:spacing w:after="240" w:before="240" w:line="276" w:lineRule="auto"/>
+      <w:spacing w:after="240" w:before="240" w:line="288" w:lineRule="auto"/>
       <w:jc w:val="both"/>
     </w:pPr>
     <w:rPr>
       <w:rFonts w:ascii="Times New Roman" w:eastAsia="Times New Roman" w:hAnsi="Times New Roman"/>
       <w:color w:val="000000"/>
-      <w:sz w:val="24"/>
+      <w:sz w:val="26"/>
       <w:szCs w:val="30"/>
     </w:rPr>
   </w:style>
@@ -18657,13 +18680,13 @@
     <w:pPr>
       <w:keepNext/>
       <w:keepLines/>
-      <w:spacing w:line="276" w:lineRule="auto"/>
+      <w:spacing w:line="288" w:lineRule="auto"/>
       <w:jc w:val="both"/>
     </w:pPr>
     <w:rPr>
       <w:rFonts w:ascii="Times New Roman" w:eastAsia="Times New Roman" w:hAnsi="Times New Roman"/>
       <w:color w:val="000000"/>
-      <w:sz w:val="24"/>
+      <w:sz w:val="26"/>
     </w:rPr>
   </w:style>
   <w:style w:styleId="Date" w:type="paragraph">
@@ -18673,13 +18696,13 @@
     <w:pPr>
       <w:keepNext/>
       <w:keepLines/>
-      <w:spacing w:line="276" w:lineRule="auto"/>
+      <w:spacing w:line="288" w:lineRule="auto"/>
       <w:jc w:val="both"/>
     </w:pPr>
     <w:rPr>
       <w:rFonts w:ascii="Times New Roman" w:eastAsia="Times New Roman" w:hAnsi="Times New Roman"/>
       <w:color w:val="000000"/>
-      <w:sz w:val="24"/>
+      <w:sz w:val="26"/>
     </w:rPr>
   </w:style>
   <w:style w:customStyle="1" w:styleId="AbstractTitle" w:type="paragraph">
@@ -18691,11 +18714,11 @@
       <w:keepNext/>
       <w:keepLines/>
       <w:jc w:val="both"/>
-      <w:spacing w:after="0" w:before="300" w:line="276" w:lineRule="auto"/>
+      <w:spacing w:after="0" w:before="300" w:line="288" w:lineRule="auto"/>
     </w:pPr>
     <w:rPr>
       <w:color w:val="000000"/>
-      <w:sz w:val="24"/>
+      <w:sz w:val="26"/>
       <w:szCs w:val="20"/>
       <w:rFonts w:ascii="Times New Roman" w:eastAsia="Times New Roman" w:hAnsi="Times New Roman"/>
       <w:b/>
@@ -18709,13 +18732,13 @@
     <w:pPr>
       <w:keepNext/>
       <w:keepLines/>
-      <w:spacing w:after="300" w:before="100" w:line="276" w:lineRule="auto"/>
+      <w:spacing w:after="300" w:before="100" w:line="288" w:lineRule="auto"/>
       <w:jc w:val="both"/>
     </w:pPr>
     <w:rPr>
       <w:rFonts w:ascii="Times New Roman" w:eastAsia="Times New Roman" w:hAnsi="Times New Roman"/>
       <w:color w:val="000000"/>
-      <w:sz w:val="24"/>
+      <w:sz w:val="26"/>
       <w:szCs w:val="20"/>
     </w:rPr>
   </w:style>
@@ -18725,13 +18748,13 @@
     <w:next w:val="Bibliography"/>
     <w:qFormat/>
     <w:pPr>
-      <w:spacing w:line="276" w:lineRule="auto"/>
+      <w:spacing w:line="288" w:lineRule="auto"/>
       <w:jc w:val="both"/>
     </w:pPr>
     <w:rPr>
       <w:rFonts w:ascii="Times New Roman" w:eastAsia="Times New Roman" w:hAnsi="Times New Roman"/>
       <w:color w:val="000000"/>
-      <w:sz w:val="24"/>
+      <w:sz w:val="26"/>
     </w:rPr>
   </w:style>
   <w:style w:styleId="Heading1" w:type="paragraph">
@@ -18743,7 +18766,7 @@
     <w:pPr>
       <w:keepNext/>
       <w:keepLines/>
-      <w:spacing w:after="0" w:before="480" w:line="276" w:lineRule="auto"/>
+      <w:spacing w:after="0" w:before="480" w:line="288" w:lineRule="auto"/>
       <w:jc w:val="both"/>
       <w:outlineLvl w:val="0"/>
     </w:pPr>
@@ -18752,7 +18775,7 @@
       <w:b/>
       <w:bCs/>
       <w:color w:val="000000"/>
-      <w:sz w:val="24"/>
+      <w:sz w:val="26"/>
       <w:szCs w:val="32"/>
     </w:rPr>
   </w:style>
@@ -18766,7 +18789,7 @@
     <w:pPr>
       <w:keepNext/>
       <w:keepLines/>
-      <w:spacing w:after="0" w:before="200" w:line="276" w:lineRule="auto"/>
+      <w:spacing w:after="0" w:before="200" w:line="288" w:lineRule="auto"/>
       <w:jc w:val="both"/>
       <w:outlineLvl w:val="1"/>
     </w:pPr>
@@ -18775,7 +18798,7 @@
       <w:b/>
       <w:bCs/>
       <w:color w:val="000000"/>
-      <w:sz w:val="24"/>
+      <w:sz w:val="26"/>
       <w:szCs w:val="28"/>
     </w:rPr>
   </w:style>
@@ -18789,7 +18812,7 @@
     <w:pPr>
       <w:keepNext/>
       <w:keepLines/>
-      <w:spacing w:after="0" w:before="200" w:line="276" w:lineRule="auto"/>
+      <w:spacing w:after="0" w:before="200" w:line="288" w:lineRule="auto"/>
       <w:jc w:val="both"/>
       <w:outlineLvl w:val="2"/>
     </w:pPr>
@@ -18798,7 +18821,7 @@
       <w:b/>
       <w:bCs/>
       <w:color w:val="000000"/>
-      <w:sz w:val="24"/>
+      <w:sz w:val="26"/>
       <w:szCs w:val="24"/>
     </w:rPr>
   </w:style>
@@ -18812,7 +18835,7 @@
     <w:pPr>
       <w:keepNext/>
       <w:keepLines/>
-      <w:spacing w:after="0" w:before="200" w:line="276" w:lineRule="auto"/>
+      <w:spacing w:after="0" w:before="200" w:line="288" w:lineRule="auto"/>
       <w:jc w:val="both"/>
       <w:outlineLvl w:val="3"/>
     </w:pPr>
@@ -18821,7 +18844,7 @@
       <w:i/>
       <w:bCs/>
       <w:color w:val="000000"/>
-      <w:sz w:val="24"/>
+      <w:sz w:val="26"/>
       <w:szCs w:val="24"/>
     </w:rPr>
   </w:style>
@@ -18835,7 +18858,7 @@
     <w:pPr>
       <w:keepNext/>
       <w:keepLines/>
-      <w:spacing w:after="0" w:before="200" w:line="276" w:lineRule="auto"/>
+      <w:spacing w:after="0" w:before="200" w:line="288" w:lineRule="auto"/>
       <w:jc w:val="both"/>
       <w:outlineLvl w:val="4"/>
     </w:pPr>
@@ -18843,7 +18866,7 @@
       <w:rFonts w:ascii="Times New Roman" w:asciiTheme="majorHAnsi" w:cstheme="majorBidi" w:eastAsia="Times New Roman" w:eastAsiaTheme="majorEastAsia" w:hAnsi="Times New Roman" w:hAnsiTheme="majorHAnsi"/>
       <w:iCs/>
       <w:color w:val="000000"/>
-      <w:sz w:val="24"/>
+      <w:sz w:val="26"/>
       <w:szCs w:val="24"/>
     </w:rPr>
   </w:style>
@@ -18857,14 +18880,14 @@
     <w:pPr>
       <w:keepNext/>
       <w:keepLines/>
-      <w:spacing w:after="0" w:before="200" w:line="276" w:lineRule="auto"/>
+      <w:spacing w:after="0" w:before="200" w:line="288" w:lineRule="auto"/>
       <w:jc w:val="both"/>
       <w:outlineLvl w:val="5"/>
     </w:pPr>
     <w:rPr>
       <w:rFonts w:ascii="Times New Roman" w:asciiTheme="majorHAnsi" w:cstheme="majorBidi" w:eastAsia="Times New Roman" w:eastAsiaTheme="majorEastAsia" w:hAnsi="Times New Roman" w:hAnsiTheme="majorHAnsi"/>
       <w:color w:val="000000"/>
-      <w:sz w:val="24"/>
+      <w:sz w:val="26"/>
       <w:szCs w:val="24"/>
     </w:rPr>
   </w:style>
@@ -18878,14 +18901,14 @@
     <w:pPr>
       <w:keepNext/>
       <w:keepLines/>
-      <w:spacing w:after="0" w:before="200" w:line="276" w:lineRule="auto"/>
+      <w:spacing w:after="0" w:before="200" w:line="288" w:lineRule="auto"/>
       <w:jc w:val="both"/>
       <w:outlineLvl w:val="6"/>
     </w:pPr>
     <w:rPr>
       <w:rFonts w:ascii="Times New Roman" w:asciiTheme="majorHAnsi" w:cstheme="majorBidi" w:eastAsia="Times New Roman" w:eastAsiaTheme="majorEastAsia" w:hAnsi="Times New Roman" w:hAnsiTheme="majorHAnsi"/>
       <w:color w:val="000000"/>
-      <w:sz w:val="24"/>
+      <w:sz w:val="26"/>
       <w:szCs w:val="24"/>
     </w:rPr>
   </w:style>
@@ -18899,14 +18922,14 @@
     <w:pPr>
       <w:keepNext/>
       <w:keepLines/>
-      <w:spacing w:after="0" w:before="200" w:line="276" w:lineRule="auto"/>
+      <w:spacing w:after="0" w:before="200" w:line="288" w:lineRule="auto"/>
       <w:jc w:val="both"/>
       <w:outlineLvl w:val="7"/>
     </w:pPr>
     <w:rPr>
       <w:rFonts w:ascii="Times New Roman" w:asciiTheme="majorHAnsi" w:cstheme="majorBidi" w:eastAsia="Times New Roman" w:eastAsiaTheme="majorEastAsia" w:hAnsi="Times New Roman" w:hAnsiTheme="majorHAnsi"/>
       <w:color w:val="000000"/>
-      <w:sz w:val="24"/>
+      <w:sz w:val="26"/>
       <w:szCs w:val="24"/>
     </w:rPr>
   </w:style>
@@ -18920,14 +18943,14 @@
     <w:pPr>
       <w:keepNext/>
       <w:keepLines/>
-      <w:spacing w:after="0" w:before="200" w:line="276" w:lineRule="auto"/>
+      <w:spacing w:after="0" w:before="200" w:line="288" w:lineRule="auto"/>
       <w:jc w:val="both"/>
       <w:outlineLvl w:val="8"/>
     </w:pPr>
     <w:rPr>
       <w:rFonts w:ascii="Times New Roman" w:asciiTheme="majorHAnsi" w:cstheme="majorBidi" w:eastAsia="Times New Roman" w:eastAsiaTheme="majorEastAsia" w:hAnsi="Times New Roman" w:hAnsiTheme="majorHAnsi"/>
       <w:color w:val="000000"/>
-      <w:sz w:val="24"/>
+      <w:sz w:val="26"/>
       <w:szCs w:val="24"/>
     </w:rPr>
   </w:style>
@@ -18939,14 +18962,14 @@
     <w:unhideWhenUsed/>
     <w:qFormat/>
     <w:pPr>
-      <w:spacing w:after="100" w:before="100" w:line="276" w:lineRule="auto"/>
+      <w:spacing w:after="100" w:before="100" w:line="288" w:lineRule="auto"/>
       <w:ind w:firstLine="0" w:left="480" w:right="480"/>
       <w:jc w:val="both"/>
     </w:pPr>
     <w:rPr>
       <w:rFonts w:ascii="Times New Roman" w:eastAsia="Times New Roman" w:hAnsi="Times New Roman"/>
       <w:color w:val="000000"/>
-      <w:sz w:val="24"/>
+      <w:sz w:val="26"/>
     </w:rPr>
   </w:style>
   <w:style w:styleId="FootnoteText" w:type="paragraph">
@@ -18957,13 +18980,13 @@
     <w:unhideWhenUsed/>
     <w:qFormat/>
     <w:pPr>
-      <w:spacing w:line="276" w:lineRule="auto"/>
+      <w:spacing w:line="288" w:lineRule="auto"/>
       <w:jc w:val="both"/>
     </w:pPr>
     <w:rPr>
       <w:rFonts w:ascii="Times New Roman" w:eastAsia="Times New Roman" w:hAnsi="Times New Roman"/>
       <w:color w:val="000000"/>
-      <w:sz w:val="24"/>
+      <w:sz w:val="26"/>
     </w:rPr>
   </w:style>
   <w:style w:default="1" w:styleId="DefaultParagraphFont" w:type="character">
@@ -18973,7 +18996,7 @@
     <w:rPr>
       <w:rFonts w:ascii="Times New Roman" w:eastAsia="Times New Roman" w:hAnsi="Times New Roman"/>
       <w:color w:val="000000"/>
-      <w:sz w:val="24"/>
+      <w:sz w:val="26"/>
     </w:rPr>
   </w:style>
   <w:style w:default="1" w:styleId="Table" w:type="table">
@@ -18983,13 +19006,13 @@
     <w:unhideWhenUsed/>
     <w:qFormat/>
     <w:pPr>
-      <w:spacing w:line="276" w:lineRule="auto"/>
+      <w:spacing w:line="288" w:lineRule="auto"/>
       <w:jc w:val="both"/>
     </w:pPr>
     <w:rPr>
       <w:rFonts w:ascii="Times New Roman" w:eastAsia="Times New Roman" w:hAnsi="Times New Roman"/>
       <w:color w:val="000000"/>
-      <w:sz w:val="24"/>
+      <w:sz w:val="26"/>
     </w:rPr>
     <w:tblPr>
       <w:tblInd w:type="dxa" w:w="0"/>
@@ -19023,27 +19046,27 @@
     <w:pPr>
       <w:keepNext/>
       <w:keepLines/>
-      <w:spacing w:after="0" w:line="276" w:lineRule="auto"/>
+      <w:spacing w:after="0" w:line="288" w:lineRule="auto"/>
       <w:jc w:val="both"/>
     </w:pPr>
     <w:rPr>
       <w:rFonts w:ascii="Times New Roman" w:eastAsia="Times New Roman" w:hAnsi="Times New Roman"/>
       <w:b/>
       <w:color w:val="000000"/>
-      <w:sz w:val="24"/>
+      <w:sz w:val="26"/>
     </w:rPr>
   </w:style>
   <w:style w:customStyle="1" w:styleId="Definition" w:type="paragraph">
     <w:name w:val="Definition"/>
     <w:basedOn w:val="Normal"/>
     <w:pPr>
-      <w:spacing w:line="276" w:lineRule="auto"/>
+      <w:spacing w:line="288" w:lineRule="auto"/>
       <w:jc w:val="both"/>
     </w:pPr>
     <w:rPr>
       <w:rFonts w:ascii="Times New Roman" w:eastAsia="Times New Roman" w:hAnsi="Times New Roman"/>
       <w:color w:val="000000"/>
-      <w:sz w:val="24"/>
+      <w:sz w:val="26"/>
     </w:rPr>
   </w:style>
   <w:style w:styleId="Caption" w:type="paragraph">
@@ -19051,14 +19074,14 @@
     <w:basedOn w:val="Normal"/>
     <w:link w:val="BodyTextChar"/>
     <w:pPr>
-      <w:spacing w:after="120" w:before="0" w:line="276" w:lineRule="auto"/>
+      <w:spacing w:after="120" w:before="0" w:line="288" w:lineRule="auto"/>
       <w:jc w:val="both"/>
     </w:pPr>
     <w:rPr>
       <w:rFonts w:ascii="Times New Roman" w:eastAsia="Times New Roman" w:hAnsi="Times New Roman"/>
       <w:i/>
       <w:color w:val="000000"/>
-      <w:sz w:val="24"/>
+      <w:sz w:val="26"/>
     </w:rPr>
   </w:style>
   <w:style w:customStyle="1" w:styleId="TableCaption" w:type="paragraph">
@@ -19066,39 +19089,39 @@
     <w:basedOn w:val="Caption"/>
     <w:pPr>
       <w:keepNext/>
-      <w:spacing w:line="276" w:lineRule="auto"/>
+      <w:spacing w:line="288" w:lineRule="auto"/>
       <w:jc w:val="both"/>
     </w:pPr>
     <w:rPr>
       <w:rFonts w:ascii="Times New Roman" w:eastAsia="Times New Roman" w:hAnsi="Times New Roman"/>
       <w:color w:val="000000"/>
-      <w:sz w:val="24"/>
+      <w:sz w:val="26"/>
     </w:rPr>
   </w:style>
   <w:style w:customStyle="1" w:styleId="ImageCaption" w:type="paragraph">
     <w:name w:val="Image Caption"/>
     <w:basedOn w:val="Caption"/>
     <w:pPr>
-      <w:spacing w:line="276" w:lineRule="auto"/>
+      <w:spacing w:line="288" w:lineRule="auto"/>
       <w:jc w:val="both"/>
     </w:pPr>
     <w:rPr>
       <w:rFonts w:ascii="Times New Roman" w:eastAsia="Times New Roman" w:hAnsi="Times New Roman"/>
       <w:color w:val="000000"/>
-      <w:sz w:val="24"/>
+      <w:sz w:val="26"/>
     </w:rPr>
   </w:style>
   <w:style w:customStyle="1" w:styleId="Figure" w:type="paragraph">
     <w:name w:val="Figure"/>
     <w:basedOn w:val="Normal"/>
     <w:pPr>
-      <w:spacing w:line="276" w:lineRule="auto"/>
+      <w:spacing w:line="288" w:lineRule="auto"/>
       <w:jc w:val="both"/>
     </w:pPr>
     <w:rPr>
       <w:rFonts w:ascii="Times New Roman" w:eastAsia="Times New Roman" w:hAnsi="Times New Roman"/>
       <w:color w:val="000000"/>
-      <w:sz w:val="24"/>
+      <w:sz w:val="26"/>
     </w:rPr>
   </w:style>
   <w:style w:customStyle="1" w:styleId="CaptionedFigure" w:type="paragraph">
@@ -19106,13 +19129,13 @@
     <w:basedOn w:val="Figure"/>
     <w:pPr>
       <w:keepNext/>
-      <w:spacing w:line="276" w:lineRule="auto"/>
+      <w:spacing w:line="288" w:lineRule="auto"/>
       <w:jc w:val="both"/>
     </w:pPr>
     <w:rPr>
       <w:rFonts w:ascii="Times New Roman" w:eastAsia="Times New Roman" w:hAnsi="Times New Roman"/>
       <w:color w:val="000000"/>
-      <w:sz w:val="24"/>
+      <w:sz w:val="26"/>
     </w:rPr>
   </w:style>
   <w:style w:customStyle="1" w:styleId="BodyTextChar" w:type="character">
@@ -19122,7 +19145,7 @@
     <w:rPr>
       <w:rFonts w:ascii="Times New Roman" w:eastAsia="Times New Roman" w:hAnsi="Times New Roman"/>
       <w:color w:val="000000"/>
-      <w:sz w:val="24"/>
+      <w:sz w:val="26"/>
     </w:rPr>
   </w:style>
   <w:style w:customStyle="1" w:styleId="VerbatimChar" w:type="character">
@@ -19131,7 +19154,7 @@
     <w:rPr>
       <w:rFonts w:ascii="Times New Roman" w:eastAsia="Times New Roman" w:hAnsi="Times New Roman"/>
       <w:color w:val="000000"/>
-      <w:sz w:val="24"/>
+      <w:sz w:val="26"/>
     </w:rPr>
   </w:style>
   <w:style w:customStyle="1" w:styleId="SectionNumber" w:type="character">
@@ -19140,7 +19163,7 @@
     <w:rPr>
       <w:rFonts w:ascii="Times New Roman" w:eastAsia="Times New Roman" w:hAnsi="Times New Roman"/>
       <w:color w:val="000000"/>
-      <w:sz w:val="24"/>
+      <w:sz w:val="26"/>
     </w:rPr>
   </w:style>
   <w:style w:styleId="FootnoteReference" w:type="character">
@@ -19149,7 +19172,7 @@
     <w:rPr>
       <w:rFonts w:ascii="Times New Roman" w:eastAsia="Times New Roman" w:hAnsi="Times New Roman"/>
       <w:color w:val="000000"/>
-      <w:sz w:val="24"/>
+      <w:sz w:val="26"/>
       <w:vertAlign w:val="superscript"/>
     </w:rPr>
   </w:style>
@@ -19159,7 +19182,7 @@
     <w:rPr>
       <w:rFonts w:ascii="Times New Roman" w:eastAsia="Times New Roman" w:hAnsi="Times New Roman"/>
       <w:color w:val="000000"/>
-      <w:sz w:val="24"/>
+      <w:sz w:val="26"/>
     </w:rPr>
   </w:style>
   <w:style w:styleId="TOCHeading" w:type="paragraph">
@@ -19170,7 +19193,7 @@
     <w:unhideWhenUsed/>
     <w:qFormat/>
     <w:pPr>
-      <w:spacing w:before="240" w:line="276" w:lineRule="auto"/>
+      <w:spacing w:before="240" w:line="288" w:lineRule="auto"/>
       <w:jc w:val="both"/>
       <w:outlineLvl w:val="9"/>
     </w:pPr>
@@ -19179,7 +19202,7 @@
       <w:b w:val="0"/>
       <w:bCs w:val="0"/>
       <w:color w:val="000000"/>
-      <w:sz w:val="24"/>
+      <w:sz w:val="26"/>
     </w:rPr>
   </w:style>
   <w:style w:type="paragraph" w:customStyle="1" w:styleId="SourceCode">

--- a/dist/HO_SO_NOP/04_BAI_BAO_VI/p6_meta_vi.docx
+++ b/dist/HO_SO_NOP/04_BAI_BAO_VI/p6_meta_vi.docx
@@ -92,7 +92,7 @@
         <w:t xml:space="preserve"> </w:t>
       </w:r>
       <w:r>
-        <w:t xml:space="preserve">Phân tích tổng hợp hồi quy ba cấp (MARA) đầu tiên về quan hệ quốc tế hóa–hiệu quả (I-P) nhằm kiểm định liệu áp dụng số cấp quốc gia (cDAI), chế độ bối cảnh thể chế (ICRV), và giai đoạn Vòng đời Nghịch lý Số (DPL) có điều tiết quan hệ này trên một corpus đa dạng địa lý hay không.</w:t>
+        <w:t xml:space="preserve">Phân tích tổng hợp hồi quy ba cấp (MARA) đầu tiên về quan hệ quốc tế hóa–hiệu quả (I-P) nhằm kiểm định liệu áp dụng số cấp quốc gia (cDAI), chế độ bối cảnh thể chế (ICRV), và giai đoạn Vòng đời Nghịch lý Số (DPL) có điều tiết quan hệ này hay không.</w:t>
       </w:r>
     </w:p>
     <w:p>
@@ -110,7 +110,7 @@
         <w:t xml:space="preserve"> </w:t>
       </w:r>
       <w:r>
-        <w:t xml:space="preserve">Tuân theo PRISMA 2020, truy ngược–truy xuôi trích dẫn của năm meta-analysis neo cùng hand-search đã tập hợp corpus phân tích</w:t>
+        <w:t xml:space="preserve">Truy ngược–truy xuôi PRISMA 2020 của năm meta-analysis neo cùng hand-search tập hợp</w:t>
       </w:r>
       <w:r>
         <w:t xml:space="preserve"> </w:t>
@@ -126,7 +126,7 @@
         <w:t xml:space="preserve"> </w:t>
       </w:r>
       <w:r>
-        <w:t xml:space="preserve">= 238 nghiên cứu và</w:t>
+        <w:t xml:space="preserve">= 238 nghiên cứu,</w:t>
       </w:r>
       <w:r>
         <w:t xml:space="preserve"> </w:t>
@@ -142,7 +142,7 @@
         <w:t xml:space="preserve"> </w:t>
       </w:r>
       <w:r>
-        <w:t xml:space="preserve">= 288 cỡ hiệu ứng từ 49 nền kinh tế. MARA ba cấp qua gói</w:t>
+        <w:t xml:space="preserve">= 288 cỡ hiệu ứng từ 49 nền kinh tế. MARA ba cấp qua</w:t>
       </w:r>
       <w:r>
         <w:t xml:space="preserve"> </w:t>
@@ -158,7 +158,7 @@
         <w:t xml:space="preserve"> </w:t>
       </w:r>
       <w:r>
-        <w:t xml:space="preserve">phân tách dị biệt trong và giữa nghiên cứu, với tiền đăng ký trên OSF.</w:t>
+        <w:t xml:space="preserve">với tiền đăng ký OSF; sáu kiểm định thiên lệch ước lượng khoảng hiệu ứng hiệu chỉnh.</w:t>
       </w:r>
     </w:p>
     <w:p>
@@ -221,7 +221,10 @@
         <w:t xml:space="preserve">I</w:t>
       </w:r>
       <w:r>
-        <w:t xml:space="preserve">² = 87.8%). Omnibus ICRV trên toàn mẫu có ý nghĩa (</w:t>
+        <w:t xml:space="preserve">² = 87.8%). Omnibus ICRV trên toàn mẫu</w:t>
+      </w:r>
+      <w:r>
+        <w:t xml:space="preserve"> </w:t>
       </w:r>
       <w:r>
         <w:rPr>
@@ -231,10 +234,7 @@
         <w:t xml:space="preserve">Q</w:t>
       </w:r>
       <w:r>
-        <w:t xml:space="preserve">_M = 17.35,</w:t>
-      </w:r>
-      <w:r>
-        <w:t xml:space="preserve"> </w:t>
+        <w:t xml:space="preserve">_M = 17.35 (</w:t>
       </w:r>
       <w:r>
         <w:rPr>
@@ -247,7 +247,7 @@
         <w:t xml:space="preserve"> </w:t>
       </w:r>
       <w:r>
-        <w:t xml:space="preserve">= .002) nhưng không bền vững: drop-Frontier đưa về</w:t>
+        <w:t xml:space="preserve">= .002) không bền vững: drop-Frontier đưa về</w:t>
       </w:r>
       <w:r>
         <w:t xml:space="preserve"> </w:t>
@@ -273,7 +273,7 @@
         <w:t xml:space="preserve"> </w:t>
       </w:r>
       <w:r>
-        <w:t xml:space="preserve">= .68); cDAI và DPL không có ý nghĩa. Trim-and-fill ước lệ</w:t>
+        <w:t xml:space="preserve">= .68); cDAI và DPL không có ý nghĩa. Sáu kiểm định bao quát ước lượng hiệu ứng hiệu chỉnh: trim-and-fill ước lệ</w:t>
       </w:r>
       <w:r>
         <w:t xml:space="preserve"> </w:t>
@@ -289,7 +289,7 @@
         <w:t xml:space="preserve"> </w:t>
       </w:r>
       <w:r>
-        <w:t xml:space="preserve">= 58 nghiên cứu thiếu, cắt</w:t>
+        <w:t xml:space="preserve">= 58 nghiên cứu thiếu và cắt</w:t>
       </w:r>
       <w:r>
         <w:t xml:space="preserve"> </w:t>
@@ -305,7 +305,39 @@
         <w:t xml:space="preserve"> </w:t>
       </w:r>
       <w:r>
-        <w:t xml:space="preserve">xuống .035 — suy giảm khoảng 53% (Begg</w:t>
+        <w:t xml:space="preserve">xuống .035 (mức điều chỉnh mạnh); PET-PEESE cho</w:t>
+      </w:r>
+      <w:r>
+        <w:t xml:space="preserve"> </w:t>
+      </w:r>
+      <w:r>
+        <w:rPr>
+          <w:iCs/>
+          <w:i/>
+        </w:rPr>
+        <w:t xml:space="preserve">r</w:t>
+      </w:r>
+      <w:r>
+        <w:t xml:space="preserve"> </w:t>
+      </w:r>
+      <w:r>
+        <w:t xml:space="preserve">= .061; mô hình lựa chọn ba tham số Vevea-Hedges cho</w:t>
+      </w:r>
+      <w:r>
+        <w:t xml:space="preserve"> </w:t>
+      </w:r>
+      <w:r>
+        <w:rPr>
+          <w:iCs/>
+          <w:i/>
+        </w:rPr>
+        <w:t xml:space="preserve">r</w:t>
+      </w:r>
+      <w:r>
+        <w:t xml:space="preserve"> </w:t>
+      </w:r>
+      <w:r>
+        <w:t xml:space="preserve">= .077 với bằng chứng chọn lọc có ý nghĩa thống kê (LRT</w:t>
       </w:r>
       <w:r>
         <w:t xml:space="preserve"> </w:t>
@@ -321,7 +353,23 @@
         <w:t xml:space="preserve"> </w:t>
       </w:r>
       <w:r>
-        <w:t xml:space="preserve">&lt; .001).</w:t>
+        <w:t xml:space="preserve">= .002, Begg</w:t>
+      </w:r>
+      <w:r>
+        <w:t xml:space="preserve"> </w:t>
+      </w:r>
+      <w:r>
+        <w:rPr>
+          <w:iCs/>
+          <w:i/>
+        </w:rPr>
+        <w:t xml:space="preserve">p</w:t>
+      </w:r>
+      <w:r>
+        <w:t xml:space="preserve"> </w:t>
+      </w:r>
+      <w:r>
+        <w:t xml:space="preserve">&lt; .001). Ước lượng đã hiệu chỉnh nên được đọc như khoảng [.035, .077] thay vì một điểm.</w:t>
       </w:r>
     </w:p>
     <w:p>
@@ -339,7 +387,7 @@
         <w:t xml:space="preserve"> </w:t>
       </w:r>
       <w:r>
-        <w:t xml:space="preserve">MARA ba cấp đầu tiên và kiểm định meta-analytic tiền đăng ký đầu tiên về cDAI/ICRV/DPL trong tài liệu I-P; lượng hóa hệ thống đầu tiên về mức suy giảm do thiên lệch công bố trong cơ sở bằng chứng 40 năm này.</w:t>
+        <w:t xml:space="preserve">MARA ba cấp đầu tiên và kiểm định meta-analytic tiền đăng ký đầu tiên về cDAI/ICRV/DPL trong tài liệu I-P; ước lượng đa phương pháp đầu tiên về khoảng suy giảm do thiên lệch công bố trong cơ sở bằng chứng 40 năm này.</w:t>
       </w:r>
     </w:p>
     <w:p>
